--- a/docs/KR_RSCHIR_Polny_otchet.docx
+++ b/docs/KR_RSCHIR_Polny_otchet.docx
@@ -26148,7 +26148,7 @@
           <w:sz w:val="28"/>
           <w:szCs w:val="28"/>
         </w:rPr>
-        <w:t xml:space="preserve">В четвёртой главе описана реализация: схема базы данных из шести таблиц, регистрация и вход, загрузка видео и очередь транскодирования, преобразование в HLS средствами FFmpeg, выдача сегментов по подписанным ссылкам с ограниченным сроком действия, подписки, сохранение позиции просмотра и история. Система запускается командой docker compose up, проверена 15 автоматическими тестами (25 проверок) и ручным прогоном полного сценария; для наглядной проверки добавлена демонстрационная страница на основе hls.js.</w:t>
+        <w:t xml:space="preserve">В четвёртой главе описана реализация: схема базы данных из шести таблиц, регистрация и вход, загрузка видео и очередь транскодирования, преобразование в HLS средствами FFmpeg, выдача сегментов по подписанным ссылкам с ограниченным сроком действия, подписки, сохранение позиции просмотра и история. Система запускается командой docker compose up, проверена 15 автоматическими тестами (25 проверок) и ручным прогоном полного сценария; для наглядной проверки добавлена демонстрационная страница на основе hls.js. Исходный код размещён в репозитории https://github.com/5hleev/streaming-backend.</w:t>
       </w:r>
     </w:p>
     <w:p>
